--- a/CÔNG TY TNHH PHÁT TRIỂN THƯƠNG MẠI QUỐC TẾ LÊ GIA/LeGia_ChuyenDoiLoaiDN_TangVon/GPT/01_Dieu_le_cong_ty_da_cap_nhat.docx
+++ b/CÔNG TY TNHH PHÁT TRIỂN THƯƠNG MẠI QUỐC TẾ LÊ GIA/LeGia_ChuyenDoiLoaiDN_TangVon/GPT/01_Dieu_le_cong_ty_da_cap_nhat.docx
@@ -276,7 +276,7 @@
           <w:sz w:val="26"/>
           <w:szCs w:val="26"/>
         </w:rPr>
-        <w:t>26/05/2022</w:t>
+        <w:t>17/05/2018</w:t>
       </w:r>
       <w:r>
         <w:rPr>
@@ -1037,7 +1037,7 @@
           <w:szCs w:val="26"/>
           <w:lang w:eastAsia="zh-CN"/>
         </w:rPr>
-        <w:t>Thành Phố Hồ Chí Minh</w:t>
+        <w:t>Thành phố Hồ Chí Minh</w:t>
       </w:r>
     </w:p>
     <w:p>
@@ -2196,14 +2196,12 @@
           <w:sz w:val="26"/>
           <w:szCs w:val="26"/>
         </w:rPr>
-        <w:t/>
-      </w:r>
-      <w:r>
-        <w:rPr>
-          <w:sz w:val="26"/>
-          <w:szCs w:val="26"/>
-        </w:rPr>
-        <w:t/>
+      </w:r>
+      <w:r>
+        <w:rPr>
+          <w:sz w:val="26"/>
+          <w:szCs w:val="26"/>
+        </w:rPr>
       </w:r>
     </w:p>
     <w:p>
@@ -3473,7 +3471,7 @@
           <w:sz w:val="26"/>
           <w:szCs w:val="26"/>
         </w:rPr>
-        <w:t>26/05/2022</w:t>
+        <w:t>17/05/2018</w:t>
       </w:r>
     </w:p>
     <w:p>
@@ -3523,14 +3521,12 @@
           <w:sz w:val="26"/>
           <w:szCs w:val="26"/>
         </w:rPr>
-        <w:t/>
-      </w:r>
-      <w:r>
-        <w:rPr>
-          <w:sz w:val="26"/>
-          <w:szCs w:val="26"/>
-        </w:rPr>
-        <w:t/>
+      </w:r>
+      <w:r>
+        <w:rPr>
+          <w:sz w:val="26"/>
+          <w:szCs w:val="26"/>
+        </w:rPr>
       </w:r>
     </w:p>
     <w:p>
@@ -7802,40 +7798,35 @@
           <w:szCs w:val="26"/>
           <w:lang w:val="vi-VN"/>
         </w:rPr>
-        <w:lastRenderedPageBreak/>
-        <w:t>Thành Phố</w:t>
-      </w:r>
-      <w:r>
-        <w:rPr>
-          <w:sz w:val="26"/>
-          <w:szCs w:val="26"/>
-          <w:lang w:val="vi-VN"/>
-        </w:rPr>
-        <w:t xml:space="preserve"> </w:t>
-      </w:r>
-      <w:r>
-        <w:rPr>
-          <w:sz w:val="26"/>
-          <w:szCs w:val="26"/>
-          <w:lang w:val="vi-VN"/>
-        </w:rPr>
-        <w:t>Hồ Chí Minh</w:t>
-      </w:r>
-      <w:r>
-        <w:rPr>
-          <w:sz w:val="26"/>
-          <w:szCs w:val="26"/>
-          <w:lang w:val="vi-VN"/>
-        </w:rPr>
-        <w:t>,</w:t>
-      </w:r>
-      <w:r>
-        <w:rPr>
-          <w:sz w:val="26"/>
-          <w:szCs w:val="26"/>
-          <w:lang w:val="vi-VN"/>
-        </w:rPr>
-        <w:t xml:space="preserve"> </w:t>
+        <w:t>Thành phố Hồ Chí Minh, ngày 25 tháng 7 năm 2026</w:t>
+      </w:r>
+      <w:r>
+        <w:rPr>
+          <w:sz w:val="26"/>
+          <w:szCs w:val="26"/>
+          <w:lang w:val="vi-VN"/>
+        </w:rPr>
+      </w:r>
+      <w:r>
+        <w:rPr>
+          <w:sz w:val="26"/>
+          <w:szCs w:val="26"/>
+          <w:lang w:val="vi-VN"/>
+        </w:rPr>
+      </w:r>
+      <w:r>
+        <w:rPr>
+          <w:sz w:val="26"/>
+          <w:szCs w:val="26"/>
+          <w:lang w:val="vi-VN"/>
+        </w:rPr>
+      </w:r>
+      <w:r>
+        <w:rPr>
+          <w:sz w:val="26"/>
+          <w:szCs w:val="26"/>
+          <w:lang w:val="vi-VN"/>
+        </w:rPr>
       </w:r>
       <w:r>
         <w:rPr>
@@ -7844,7 +7835,6 @@
           <w:sz w:val="26"/>
           <w:szCs w:val="26"/>
         </w:rPr>
-        <w:t>ngày 24 tháng 7 năm 2026</w:t>
       </w:r>
       <w:r>
         <w:rPr>
@@ -7853,7 +7843,6 @@
           <w:sz w:val="26"/>
           <w:szCs w:val="26"/>
         </w:rPr>
-        <w:t/>
       </w:r>
       <w:r>
         <w:rPr>
@@ -7862,7 +7851,6 @@
           <w:sz w:val="26"/>
           <w:szCs w:val="26"/>
         </w:rPr>
-        <w:t/>
       </w:r>
       <w:r>
         <w:rPr>
@@ -7871,7 +7859,6 @@
           <w:sz w:val="26"/>
           <w:szCs w:val="26"/>
         </w:rPr>
-        <w:t/>
       </w:r>
       <w:r>
         <w:rPr>
@@ -7880,7 +7867,6 @@
           <w:sz w:val="26"/>
           <w:szCs w:val="26"/>
         </w:rPr>
-        <w:t/>
       </w:r>
     </w:p>
     <w:tbl>
@@ -8155,6 +8141,9 @@
       <w:headerReference w:type="default" r:id="rId7"/>
       <w:footerReference w:type="default" r:id="rId8"/>
       <w:headerReference w:type="first" r:id="rId9"/>
+      <w:footerReference w:type="first" r:id="rId12"/>
+      <w:headerReference w:type="even" r:id="rId13"/>
+      <w:footerReference w:type="even" r:id="rId14"/>
       <w:pgSz w:w="11906" w:h="16838" w:code="9"/>
       <w:pgMar w:top="902" w:right="1440" w:bottom="1077" w:left="1797" w:header="720" w:footer="0" w:gutter="0"/>
       <w:pgNumType w:start="1"/>
@@ -8213,6 +8202,26 @@
       </w:rPr>
       <w:fldChar w:fldCharType="end"/>
     </w:r>
+  </w:p>
+</w:ftr>
+</file>
+
+<file path=word/footer2.xml><?xml version="1.0" encoding="utf-8"?>
+<w:ftr xmlns:m="http://schemas.openxmlformats.org/officeDocument/2006/math" xmlns:mc="http://schemas.openxmlformats.org/markup-compatibility/2006" xmlns:mo="http://schemas.microsoft.com/office/mac/office/2008/main" xmlns:mv="urn:schemas-microsoft-com:mac:vml" xmlns:o="urn:schemas-microsoft-com:office:office" xmlns:r="http://schemas.openxmlformats.org/officeDocument/2006/relationships" xmlns:v="urn:schemas-microsoft-com:vml" xmlns:w10="urn:schemas-microsoft-com:office:word" xmlns:w14="http://schemas.microsoft.com/office/word/2010/wordml" xmlns:w="http://schemas.openxmlformats.org/wordprocessingml/2006/main" xmlns:wne="http://schemas.microsoft.com/office/word/2006/wordml" xmlns:wp14="http://schemas.microsoft.com/office/word/2010/wordprocessingDrawing" xmlns:wp="http://schemas.openxmlformats.org/drawingml/2006/wordprocessingDrawing" xmlns:wpc="http://schemas.microsoft.com/office/word/2010/wordprocessingCanvas" xmlns:wpg="http://schemas.microsoft.com/office/word/2010/wordprocessingGroup" xmlns:wpi="http://schemas.microsoft.com/office/word/2010/wordprocessingInk" xmlns:wps="http://schemas.microsoft.com/office/word/2010/wordprocessingShape" mc:Ignorable="w14 wp14">
+  <w:p>
+    <w:pPr>
+      <w:pStyle w:val="Footer"/>
+    </w:pPr>
+  </w:p>
+</w:ftr>
+</file>
+
+<file path=word/footer3.xml><?xml version="1.0" encoding="utf-8"?>
+<w:ftr xmlns:m="http://schemas.openxmlformats.org/officeDocument/2006/math" xmlns:mc="http://schemas.openxmlformats.org/markup-compatibility/2006" xmlns:mo="http://schemas.microsoft.com/office/mac/office/2008/main" xmlns:mv="urn:schemas-microsoft-com:mac:vml" xmlns:o="urn:schemas-microsoft-com:office:office" xmlns:r="http://schemas.openxmlformats.org/officeDocument/2006/relationships" xmlns:v="urn:schemas-microsoft-com:vml" xmlns:w10="urn:schemas-microsoft-com:office:word" xmlns:w14="http://schemas.microsoft.com/office/word/2010/wordml" xmlns:w="http://schemas.openxmlformats.org/wordprocessingml/2006/main" xmlns:wne="http://schemas.microsoft.com/office/word/2006/wordml" xmlns:wp14="http://schemas.microsoft.com/office/word/2010/wordprocessingDrawing" xmlns:wp="http://schemas.openxmlformats.org/drawingml/2006/wordprocessingDrawing" xmlns:wpc="http://schemas.microsoft.com/office/word/2010/wordprocessingCanvas" xmlns:wpg="http://schemas.microsoft.com/office/word/2010/wordprocessingGroup" xmlns:wpi="http://schemas.microsoft.com/office/word/2010/wordprocessingInk" xmlns:wps="http://schemas.microsoft.com/office/word/2010/wordprocessingShape" mc:Ignorable="w14 wp14">
+  <w:p>
+    <w:pPr>
+      <w:pStyle w:val="Footer"/>
+    </w:pPr>
   </w:p>
 </w:ftr>
 </file>
@@ -8339,6 +8348,16 @@
       <w:pStyle w:val="Header"/>
     </w:pPr>
   </w:p>
+  <w:p>
+    <w:pPr>
+      <w:pStyle w:val="Header"/>
+    </w:pPr>
+  </w:p>
+</w:hdr>
+</file>
+
+<file path=word/header3.xml><?xml version="1.0" encoding="utf-8"?>
+<w:hdr xmlns:m="http://schemas.openxmlformats.org/officeDocument/2006/math" xmlns:mc="http://schemas.openxmlformats.org/markup-compatibility/2006" xmlns:mo="http://schemas.microsoft.com/office/mac/office/2008/main" xmlns:mv="urn:schemas-microsoft-com:mac:vml" xmlns:o="urn:schemas-microsoft-com:office:office" xmlns:r="http://schemas.openxmlformats.org/officeDocument/2006/relationships" xmlns:v="urn:schemas-microsoft-com:vml" xmlns:w10="urn:schemas-microsoft-com:office:word" xmlns:w14="http://schemas.microsoft.com/office/word/2010/wordml" xmlns:w="http://schemas.openxmlformats.org/wordprocessingml/2006/main" xmlns:wne="http://schemas.microsoft.com/office/word/2006/wordml" xmlns:wp14="http://schemas.microsoft.com/office/word/2010/wordprocessingDrawing" xmlns:wp="http://schemas.openxmlformats.org/drawingml/2006/wordprocessingDrawing" xmlns:wpc="http://schemas.microsoft.com/office/word/2010/wordprocessingCanvas" xmlns:wpg="http://schemas.microsoft.com/office/word/2010/wordprocessingGroup" xmlns:wpi="http://schemas.microsoft.com/office/word/2010/wordprocessingInk" xmlns:wps="http://schemas.microsoft.com/office/word/2010/wordprocessingShape" mc:Ignorable="w14 wp14">
   <w:p>
     <w:pPr>
       <w:pStyle w:val="Header"/>
